--- a/outreach/EMAIL-TEMPLATES-source.docx
+++ b/outreach/EMAIL-TEMPLATES-source.docx
@@ -995,7 +995,13 @@
         <w:rPr>
           <w:rtl w:val="0"/>
         </w:rPr>
-        <w:t xml:space="preserve">This raises serious questions under Article 8 of the Human Rights Act, UK GDPR and data-protection law, and the Equality Act 2010.</w:t>
+        <w:t xml:space="preserve">This raises serious questions under </w:t>
+      </w:r>
+      <w:r>
+        <w:rPr>
+          <w:rtl w:val="0"/>
+        </w:rPr>
+        <w:t xml:space="preserve">Article 8 of the Human Rights Act (the right to respect for private and family life), UK GDPR and data-protection law, and the Equality Act 2010.</w:t>
       </w:r>
     </w:p>
     <w:p>
@@ -1019,31 +1025,22 @@
         <w:rPr>
           <w:rtl w:val="0"/>
         </w:rPr>
-        <w:t xml:space="preserve">Everyone standing in front of the camera has rights too. We spent years allowing social media to race ahead of regulation. Only after serious harms to children, privacy and public safety became impossible to ignore did governments begin trying to catch up. We don't want to repeat that mistake with smart glasses.</w:t>
-      </w:r>
-    </w:p>
-    <w:p>
-      <w:pPr>
-        <w:spacing w:after="240" w:before="240" w:lineRule="auto"/>
-        <w:rPr/>
-      </w:pPr>
-      <w:r>
-        <w:rPr>
-          <w:rtl w:val="0"/>
-        </w:rPr>
-        <w:t xml:space="preserve">We do not need another generation to be the evidence.</w:t>
-      </w:r>
-    </w:p>
-    <w:p>
-      <w:pPr>
-        <w:spacing w:after="240" w:before="240" w:lineRule="auto"/>
-        <w:rPr/>
-      </w:pPr>
-      <w:r>
-        <w:rPr>
-          <w:rtl w:val="0"/>
-        </w:rPr>
-        <w:t xml:space="preserve">The window to act is shrinking. Once cameras worn on faces become normalised, walking this back will be extraordinarily difficult. In 10 or 20 years, we may well look back and realise this was the moment when we could have stopped it.</w:t>
+        <w:t xml:space="preserve">Everyone standing in front of the camera has rights too. We spent years allowing social media to race ahead of regulation. Only after serious harms to children, privacy and public safety became impossible to ignore did governments begin trying to catch up. </w:t>
+        <w:br w:type="textWrapping"/>
+        <w:br w:type="textWrapping"/>
+        <w:t xml:space="preserve">We don't want to repeat that mistake with smart glasses. We do not need another generation to be the evidence.</w:t>
+      </w:r>
+    </w:p>
+    <w:p>
+      <w:pPr>
+        <w:spacing w:after="240" w:before="240" w:lineRule="auto"/>
+        <w:rPr/>
+      </w:pPr>
+      <w:r>
+        <w:rPr>
+          <w:rtl w:val="0"/>
+        </w:rPr>
+        <w:t xml:space="preserve">The window to act is shrinking. Once cameras worn on faces become normalised, walking it back will be extraordinarily difficult. In 10 or 20 years time, we may well look back and realise this was the moment when we could have stopped it.</w:t>
       </w:r>
     </w:p>
     <w:p>
